--- a/dba/Full_Survey_Questionnaire_v2.docx
+++ b/dba/Full_Survey_Questionnaire_v2.docx
@@ -58,7 +58,7 @@
         <w:t>Version:</w:t>
       </w:r>
       <w:r>
-        <w:t xml:space="preserve"> v2 — incorporates accepted changes from Richard's peer review (see </w:t>
+        <w:t xml:space="preserve"> v2.1 — incorporates Richard's peer review including his follow-up chat comments (see </w:t>
       </w:r>
       <w:r>
         <w:rPr>
@@ -290,7 +290,7 @@
         <w:rPr>
           <w:b/>
         </w:rPr>
-        <w:t>C1 (new)</w:t>
+        <w:t>C1 (new, refined)</w:t>
       </w:r>
       <w:r>
         <w:t xml:space="preserve"> | — | </w:t>
@@ -299,10 +299,19 @@
         <w:rPr>
           <w:b/>
         </w:rPr>
-        <w:t>On my engagements, prior-year workpapers and conclusions are typically accessible to the audit team.</w:t>
-      </w:r>
-      <w:r>
-        <w:t xml:space="preserve"> (context control) |</w:t>
+        <w:t>Across my engagements, prior-year workpapers and conclusions are accessible to the audit team:</w:t>
+      </w:r>
+      <w:r>
+        <w:t xml:space="preserve"> </w:t>
+      </w:r>
+      <w:r>
+        <w:rPr>
+          <w:i/>
+        </w:rPr>
+        <w:t>(frequency scale — captures that access varies engagement-by-engagement)</w:t>
+      </w:r>
+      <w:r>
+        <w:t xml:space="preserve"> |</w:t>
       </w:r>
     </w:p>
     <w:p>
@@ -330,10 +339,115 @@
     </w:p>
     <w:p>
       <w:r>
+        <w:t xml:space="preserve">| </w:t>
+      </w:r>
+      <w:r>
+        <w:rPr>
+          <w:b/>
+        </w:rPr>
+        <w:t>Intro (new)</w:t>
+      </w:r>
+      <w:r>
+        <w:t xml:space="preserve"> | — | </w:t>
+      </w:r>
+      <w:r>
+        <w:rPr>
+          <w:b/>
+        </w:rPr>
+        <w:t>Brief, neutral definition of anchoring bias added to the orientation screen</w:t>
+      </w:r>
+      <w:r>
+        <w:t xml:space="preserve"> (Richard's follow-up) |</w:t>
+      </w:r>
+    </w:p>
+    <w:p>
+      <w:r>
+        <w:t xml:space="preserve">| </w:t>
+      </w:r>
+      <w:r>
+        <w:rPr>
+          <w:b/>
+        </w:rPr>
+        <w:t>D3b (new)</w:t>
+      </w:r>
+      <w:r>
+        <w:t xml:space="preserve"> | — | </w:t>
+      </w:r>
+      <w:r>
+        <w:rPr>
+          <w:b/>
+        </w:rPr>
+        <w:t>Firm size — Big 4 / Mid-tier / Small / Sole practitioner</w:t>
+      </w:r>
+      <w:r>
+        <w:t xml:space="preserve"> (Richard's follow-up) |</w:t>
+      </w:r>
+    </w:p>
+    <w:p>
+      <w:r>
         <w:rPr>
           <w:i/>
         </w:rPr>
         <w:t>Constructs, items-per-construct (5), and the 16 hypotheses are unchanged. All edits are wording, coverage, or controls — none alters what a construct measures.</w:t>
+      </w:r>
+    </w:p>
+    <w:p>
+      <w:r>
+        <w:rPr>
+          <w:b/>
+        </w:rPr>
+        <w:t>Follow-up chat comments from Richard (June 21) — all accommodated:</w:t>
+      </w:r>
+    </w:p>
+    <w:p>
+      <w:pPr>
+        <w:pStyle w:val="ListNumber"/>
+      </w:pPr>
+      <w:r>
+        <w:rPr>
+          <w:i/>
+        </w:rPr>
+        <w:t>"I would add the definition of anchoring bias"</w:t>
+      </w:r>
+      <w:r>
+        <w:t xml:space="preserve"> → a brief, neutral definition is now shown on the orientation screen (see Section 0). Kept deliberately non-leading to limit priming.</w:t>
+      </w:r>
+    </w:p>
+    <w:p>
+      <w:pPr>
+        <w:pStyle w:val="ListNumber"/>
+      </w:pPr>
+      <w:r>
+        <w:rPr>
+          <w:i/>
+        </w:rPr>
+        <w:t>"Whether the manager gives access to previous audit files could vary audit by audit; a control variable should be pursued"</w:t>
+      </w:r>
+      <w:r>
+        <w:t xml:space="preserve"> → control item C1 retained and </w:t>
+      </w:r>
+      <w:r>
+        <w:rPr>
+          <w:b/>
+        </w:rPr>
+        <w:t>converted to a frequency scale</w:t>
+      </w:r>
+      <w:r>
+        <w:t xml:space="preserve"> so it captures engagement-by-engagement variation.</w:t>
+      </w:r>
+    </w:p>
+    <w:p>
+      <w:pPr>
+        <w:pStyle w:val="ListNumber"/>
+      </w:pPr>
+      <w:r>
+        <w:rPr>
+          <w:i/>
+        </w:rPr>
+        <w:t>"Demographics… add firm size — big 4 / mid-tier / small"</w:t>
+      </w:r>
+      <w:r>
+        <w:t xml:space="preserve"> → new demographic D3b added.</w:t>
       </w:r>
     </w:p>
     <w:p>
@@ -392,6 +506,44 @@
     </w:p>
     <w:p>
       <w:r>
+        <w:rPr>
+          <w:b/>
+        </w:rPr>
+        <w:t>Orientation — key term (display only, shown after consent).</w:t>
+      </w:r>
+    </w:p>
+    <w:p>
+      <w:pPr>
+        <w:ind w:left="432"/>
+      </w:pPr>
+      <w:r>
+        <w:rPr>
+          <w:i/>
+        </w:rPr>
+        <w:t>Anchoring bias</w:t>
+      </w:r>
+      <w:r>
+        <w:t xml:space="preserve"> is the tendency to rely too heavily on an initial piece of information — an "anchor," such as a prior-year balance, a management estimate, or a budget figure — when making a judgment, so that final conclusions stay closer to that starting point than the evidence alone would justify. This survey asks about your audit work and the conditions around it; please answer based on your own experience.</w:t>
+      </w:r>
+    </w:p>
+    <w:p>
+      <w:r>
+        <w:t>&gt;</w:t>
+      </w:r>
+    </w:p>
+    <w:p>
+      <w:pPr>
+        <w:ind w:left="432"/>
+      </w:pPr>
+      <w:r>
+        <w:rPr>
+          <w:i/>
+        </w:rPr>
+        <w:t>(Added per reviewer request. Worded neutrally and placed as general orientation to aid comprehension while limiting any priming of specific answers.)</w:t>
+      </w:r>
+    </w:p>
+    <w:p>
+      <w:r>
         <w:br/>
       </w:r>
     </w:p>
@@ -1194,21 +1346,35 @@
         <w:t>C1 (context control).</w:t>
       </w:r>
       <w:r>
-        <w:t xml:space="preserve"> On my engagements, prior-year workpapers and conclusions are typically accessible to the audit team. </w:t>
-      </w:r>
+        <w:t xml:space="preserve"> Across my engagements, how often are prior-year workpapers and conclusions accessible to the audit team?</w:t>
+      </w:r>
+    </w:p>
+    <w:p>
+      <w:pPr>
+        <w:pStyle w:val="ListBullet"/>
+      </w:pPr>
+      <w:r>
+        <w:t>On every engagement · On most engagements · On about half · On some engagements · Rarely or never</w:t>
+      </w:r>
+    </w:p>
+    <w:p>
       <w:r>
         <w:rPr>
           <w:i/>
         </w:rPr>
-        <w:t>(5-point Likert.)</w:t>
-      </w:r>
-    </w:p>
-    <w:p>
+        <w:t xml:space="preserve">Rationale: the anchoring premise assumes exposure to the prior-year reference point. The reviewer noted that access "could vary audit by audit," so this is a </w:t>
+      </w:r>
       <w:r>
         <w:rPr>
           <w:i/>
         </w:rPr>
-        <w:t>Rationale: the anchoring premise assumes exposure to the prior-year reference point; this item lets the analysis test whether effects differ by exposure. Added per peer-review point on prior-file access.</w:t>
+        <w:t>frequency</w:t>
+      </w:r>
+      <w:r>
+        <w:rPr>
+          <w:i/>
+        </w:rPr>
+        <w:t xml:space="preserve"> scale rather than a single agree/disagree — it captures within-respondent variability and lets the analysis test whether anchoring effects differ by exposure. Treated as a control, excluded from the factor analysis.</w:t>
       </w:r>
     </w:p>
     <w:p>
@@ -1324,7 +1490,26 @@
         <w:t>D3.</w:t>
       </w:r>
       <w:r>
-        <w:t xml:space="preserve"> Organization type — Public accounting (Big 4) / Public accounting (non-Big 4) / Private company / Regulatory body / Government / Other</w:t>
+        <w:t xml:space="preserve"> Organization type — Public accounting firm / Private company / Regulatory body / Government / Other</w:t>
+      </w:r>
+    </w:p>
+    <w:p>
+      <w:r>
+        <w:rPr>
+          <w:b/>
+        </w:rPr>
+        <w:t>D3b.</w:t>
+      </w:r>
+      <w:r>
+        <w:t xml:space="preserve"> If you work in (or most recently worked in) public accounting, what is the firm's size? — Big 4 / Mid-tier (national or large regional) / Small (local or regional) / Sole practitioner / Not applicable</w:t>
+      </w:r>
+    </w:p>
+    <w:p>
+      <w:r>
+        <w:rPr>
+          <w:i/>
+        </w:rPr>
+        <w:t>(Firm size added per reviewer follow-up; separates firm scale from organization type.)</w:t>
       </w:r>
     </w:p>
     <w:p>
@@ -1473,7 +1658,7 @@
     </w:p>
     <w:p>
       <w:r>
-        <w:t>| Context control (C1) | 1 |</w:t>
+        <w:t>| Context control (C1, frequency) | 1 |</w:t>
       </w:r>
     </w:p>
     <w:p>
@@ -1483,7 +1668,7 @@
     </w:p>
     <w:p>
       <w:r>
-        <w:t>| Demographics (D1a, D1b, D2–D7) | 8 |</w:t>
+        <w:t>| Demographics (D1a, D1b, D2, D3, D3b, D4–D7) | 9 |</w:t>
       </w:r>
     </w:p>
     <w:p>
@@ -1503,10 +1688,18 @@
         <w:rPr>
           <w:b/>
         </w:rPr>
-        <w:t>73</w:t>
+        <w:t>74</w:t>
       </w:r>
       <w:r>
         <w:t xml:space="preserve"> |</w:t>
+      </w:r>
+    </w:p>
+    <w:p>
+      <w:r>
+        <w:rPr>
+          <w:i/>
+        </w:rPr>
+        <w:t>(Plus a display-only anchoring-bias definition on the orientation screen — not a response item.)</w:t>
       </w:r>
     </w:p>
     <w:p>
